--- a/docs/数字疗法推广服务协议.docx
+++ b/docs/数字疗法推广服务协议.docx
@@ -126,7 +126,7 @@
           <w:b w:val="0"/>
           <w:sz w:val="24"/>
         </w:rPr>
-        <w:t>鉴于甲方拥有数字疗法产品的合法经营资质及市场推广需求，乙方拥有基层医疗机构渠道资源和社区健康服务推广能力。甲乙双方本着平等互利、诚实信用的原则，就数字疗法产品在圆爱康·智慧家康平台的推广服务事宜，经友好协商，达成如下协议：</w:t>
+        <w:t>鉴于甲方拥有数字疗法产品的合法经营资质，乙方拥有基层医疗机构渠道资源和社区健康服务推广能力。甲乙双方本着平等互利、诚实信用的原则，就数字疗法产品在圆爱康·智慧家康平台的推广服务事宜，经友好协商，达成如下协议：</w:t>
       </w:r>
     </w:p>
     <w:p>
@@ -203,7 +203,7 @@
           <w:b/>
           <w:sz w:val="24"/>
         </w:rPr>
-        <w:t>第三条  计费方式及结算</w:t>
+        <w:t>第三条  费用与结算</w:t>
       </w:r>
     </w:p>
     <w:p>
@@ -216,22 +216,6 @@
           <w:b w:val="0"/>
           <w:sz w:val="24"/>
         </w:rPr>
-        <w:t>【收益参考说明】</w:t>
-        <w:br/>
-        <w:br/>
-        <w:t>为便于理解本协议约定的技术服务费所产生的收益规模，举例如下：</w:t>
-        <w:br/>
-        <w:t>一个患者完成一套完整的康复训练课程，甲方按约定可收取约75元的技术服务费。以此推算，在乙方推广的支持下，甲方通过圆爱康·智慧家康平台可获得的月度收益参考如下：</w:t>
-        <w:br/>
-        <w:t xml:space="preserve">  - 月推广 500 例 → 甲方收益约 37,500 元</w:t>
-        <w:br/>
-        <w:t xml:space="preserve">  - 月推广 1,000 例 → 甲方收益约 75,000 元</w:t>
-        <w:br/>
-        <w:t xml:space="preserve">  - 月推广 2,000 例 → 甲方收益约 150,000 元</w:t>
-        <w:br/>
-        <w:t>上述收益为甲方直接收入，乙方向甲方支付的技术服务费5元/次在该收益结构中占比极小，双方合作具有显著的共赢空间。</w:t>
-        <w:br/>
-        <w:br/>
         <w:t>3.1 费用标准：乙方按推广实际例数向甲方支付技术服务费，标准为人民币5元/次。</w:t>
         <w:br/>
         <w:br/>
@@ -245,7 +229,6 @@
         <w:br/>
         <w:br/>
         <w:t>3.5 本协议约定的技术服务费为甲乙双方之间独立的费用结算，不涉及任何第三方的交易结构或定价安排。任何一方不得以与第三方之间的合作条件为由要求变更本协议约定的费用标准。</w:t>
-        <w:br/>
       </w:r>
     </w:p>
     <w:p>
@@ -277,7 +260,7 @@
         <w:br/>
         <w:t xml:space="preserve">  （2）甲方应为乙方提供必要的产品培训材料、宣传资料和技术支持；</w:t>
         <w:br/>
-        <w:t xml:space="preserve">  （3）甲方应按约定及时足额支付推广服务费；</w:t>
+        <w:t xml:space="preserve">  （3）甲方应按约定及时足额收取技术服务费；</w:t>
         <w:br/>
         <w:t xml:space="preserve">  （4）甲方有权对乙方的推广行为进行监督，发现违规推广行为有权要求乙方立即纠正。</w:t>
         <w:br/>
@@ -389,7 +372,7 @@
         <w:t>7.1 任何一方违反本协议约定，给对方造成损失的，应承担相应的违约赔偿责任。</w:t>
         <w:br/>
         <w:br/>
-        <w:t>7.2 甲方逾期支付服务费的，每逾期一日，应按逾期金额的万分之五向乙方支付违约金。</w:t>
+        <w:t>7.2 乙方逾期支付服务费的，每逾期一日，应按逾期金额的万分之五向甲方支付违约金。</w:t>
         <w:br/>
         <w:br/>
         <w:t>7.3 因乙方违规推广导致甲方被行政处罚或遭受第三方索赔的，乙方应承担相应的赔偿责任。</w:t>
@@ -1016,7 +999,7 @@
     <w:qFormat/>
     <w:rsid w:val="00FC693F"/>
     <w:pPr>
-      <w:spacing w:line="360" w:lineRule="auto" w:after="0"/>
+      <w:spacing w:line="360" w:lineRule="auto"/>
     </w:pPr>
     <w:rPr>
       <w:rFonts w:ascii="宋体" w:hAnsi="宋体" w:eastAsia="宋体"/>
